--- a/recreated_approval_forms/KapTau_-_Chapter_3_Approval_Form__YONG__RECREATED.docx
+++ b/recreated_approval_forms/KapTau_-_Chapter_3_Approval_Form__YONG__RECREATED.docx
@@ -1853,7 +1853,7 @@
                 <w:rFonts w:ascii="Arial" w:hAnsi="Arial"/>
                 <w:sz w:val="19"/>
               </w:rPr>
-              <w:t>Built the document generator using flexible templates. When CHED releases a new memo or format, administrators can add a new template without changing or breaking older documents.</w:t>
+              <w:t>Added a template selector dropdown in the Official Documents screen. When CHED issues a revised format, users can select the new document layout without altering older official forms.</w:t>
             </w:r>
           </w:p>
         </w:tc>
@@ -1923,7 +1923,7 @@
                 <w:rFonts w:ascii="Arial" w:hAnsi="Arial"/>
                 <w:sz w:val="19"/>
               </w:rPr>
-              <w:t>Simplified task delegation so Program Directors can assign courses or syllabus tasks directly to faculty members, with an optional grouping feature if the department chair chooses to use it.</w:t>
+              <w:t>Simplified the Task Assignment screen so Program Directors can directly assign courses to faculty members, with an optional course group filter if they wish to organize assignments by subject area.</w:t>
             </w:r>
           </w:p>
         </w:tc>
@@ -2165,7 +2165,7 @@
                 <w:rFonts w:ascii="Arial" w:hAnsi="Arial"/>
                 <w:sz w:val="19"/>
               </w:rPr>
-              <w:t>Froze the Course Code and Course Title columns in the curriculum table so they stay visible on screen while scrolling sideways.</w:t>
+              <w:t>Froze the Course Code and Course Title columns in the spreadsheet table so they remain visible on screen while scrolling horizontally across columns.</w:t>
             </w:r>
           </w:p>
         </w:tc>
@@ -2235,7 +2235,7 @@
                 <w:rFonts w:ascii="Arial" w:hAnsi="Arial"/>
                 <w:sz w:val="19"/>
               </w:rPr>
-              <w:t>Fixed the Comparative Summary table by correcting column headers, removing extra rows, and fixing the unit totals to match registrar standards.</w:t>
+              <w:t>Cleaned up the Comparative Summary table (Sheet 6) with standardized column headers, removed duplicate rows, and aligned credit unit totals with registrar standards.</w:t>
             </w:r>
           </w:p>
         </w:tc>
@@ -2305,7 +2305,7 @@
                 <w:rFonts w:ascii="Arial" w:hAnsi="Arial"/>
                 <w:sz w:val="19"/>
               </w:rPr>
-              <w:t>Removed the faculty rank and employment status fields from the task assignment screen, showing only the faculty member's name and assigned course or task.</w:t>
+              <w:t>Simplified the faculty assignment form by removing academic rank and employment status fields, requiring only the faculty member's name and assigned course.</w:t>
             </w:r>
           </w:p>
         </w:tc>
@@ -2750,7 +2750,7 @@
                 <w:rFonts w:ascii="Arial" w:hAnsi="Arial"/>
                 <w:sz w:val="19"/>
               </w:rPr>
-              <w:t>Moved the Vision, Mission, and Core Values into an admin settings page with version history, so they can be edited anytime without being hardcoded into the software.</w:t>
+              <w:t>Added an editable Institutional Statements screen for the University Vision, Mission, and Core Values, allowing users to update statements and view revision logs directly in the interface.</w:t>
             </w:r>
           </w:p>
         </w:tc>
@@ -2820,7 +2820,7 @@
                 <w:rFonts w:ascii="Arial" w:hAnsi="Arial"/>
                 <w:sz w:val="19"/>
               </w:rPr>
-              <w:t>Added a summary row at the bottom of each term in the flowchart, showing the total lecture hours, lab hours, and credit units.</w:t>
+              <w:t>Added a summary footer row at the bottom of each academic term in the curriculum flowchart view, showing total lecture hours, laboratory hours, and credit units.</w:t>
             </w:r>
           </w:p>
         </w:tc>
@@ -2890,7 +2890,7 @@
                 <w:rFonts w:ascii="Arial" w:hAnsi="Arial"/>
                 <w:sz w:val="19"/>
               </w:rPr>
-              <w:t>Added a Course Group Manager that lets department chairs add, edit, and delete course categories (such as General Education, Core Courses, and Electives).</w:t>
+              <w:t>Added a Course Group Management modal where department heads can create, edit, and delete course classifications (such as General Education, Professional Core, and Electives).</w:t>
             </w:r>
           </w:p>
         </w:tc>
@@ -2960,7 +2960,7 @@
                 <w:rFonts w:ascii="Arial" w:hAnsi="Arial"/>
                 <w:sz w:val="19"/>
               </w:rPr>
-              <w:t>Linked the course category dropdown in the curriculum table directly to the Course Group Manager, so any newly added group appears in the dropdown immediately.</w:t>
+              <w:t>Connected the course classification dropdown in the spreadsheet table directly to custom course groups, instantly updating available options when a new group is created.</w:t>
             </w:r>
           </w:p>
         </w:tc>
@@ -3031,7 +3031,7 @@
                 <w:rFonts w:ascii="Arial" w:hAnsi="Arial"/>
                 <w:sz w:val="19"/>
               </w:rPr>
-              <w:t>Added an editable form and an Excel import tool for CHED minimum requirements, allowing the system to read and fill in comparative summary tables automatically.</w:t>
+              <w:t>Added an interactive form and an Excel file upload button for CHED minimum requirements, displaying the benchmark criteria directly in the comparative summary view.</w:t>
             </w:r>
           </w:p>
         </w:tc>
@@ -3101,7 +3101,7 @@
                 <w:rFonts w:ascii="Arial" w:hAnsi="Arial"/>
                 <w:sz w:val="19"/>
               </w:rPr>
-              <w:t>Added buttons to add rows and columns directly inside the comparative summary table so users can add custom comparison metrics.</w:t>
+              <w:t>Added '+ Add Row' and '+ Add Column' buttons directly on the Comparative Summary table, letting users add customized comparison metrics on the fly.</w:t>
             </w:r>
           </w:p>
         </w:tc>
@@ -3171,7 +3171,7 @@
                 <w:rFonts w:ascii="Arial" w:hAnsi="Arial"/>
                 <w:sz w:val="19"/>
               </w:rPr>
-              <w:t>Added a version selector on the comparative summary page so users can compare a new draft curriculum side-by-side with previous published versions.</w:t>
+              <w:t>Added a version comparison dropdown on the Comparative Summary screen, allowing users to view and compare different curriculum revisions side-by-side.</w:t>
             </w:r>
           </w:p>
         </w:tc>
